--- a/data/outputs/v2/Physics/SS3.1_Radioactivity_and_Stability_of_Isotopes/Physics_Radioactivity_and_Stability_of_Isotopes_FinalExplanation_TeacherKey.docx
+++ b/data/outputs/v2/Physics/SS3.1_Radioactivity_and_Stability_of_Isotopes/Physics_Radioactivity_and_Stability_of_Isotopes_FinalExplanation_TeacherKey.docx
@@ -1826,7 +1826,7 @@
         </w:rPr>
         <w:t xml:space="preserve">© 2026 SeaVuria and ARES. This work is licensed under a </w:t>
       </w:r>
-      <w:hyperlink w:history="1" r:id="rIdjk11xqsmftd39s5i2icpp">
+      <w:hyperlink w:history="1" r:id="rIdkuhj-b4quhons0amfsvas">
         <w:r>
           <w:rPr>
             <w:rFonts w:ascii="Arial" w:cs="Arial" w:eastAsia="Arial" w:hAnsi="Arial"/>
@@ -1846,7 +1846,7 @@
         </w:rPr>
         <w:t xml:space="preserve"> (</w:t>
       </w:r>
-      <w:hyperlink w:history="1" r:id="rId4gxsyzmb2qkpjyr356zmg">
+      <w:hyperlink w:history="1" r:id="rIds7j7ixbsso37-t-skk5br">
         <w:r>
           <w:rPr>
             <w:rFonts w:ascii="Arial" w:cs="Arial" w:eastAsia="Arial" w:hAnsi="Arial"/>
@@ -1866,7 +1866,7 @@
         </w:rPr>
         <w:t xml:space="preserve">). To view a copy of this license, visit </w:t>
       </w:r>
-      <w:hyperlink w:history="1" r:id="rIdcg1_kcunm1e7mtepmptlj">
+      <w:hyperlink w:history="1" r:id="rIdiuzgpcejjw3cujgk4ekrz">
         <w:r>
           <w:rPr>
             <w:rFonts w:ascii="Arial" w:cs="Arial" w:eastAsia="Arial" w:hAnsi="Arial"/>

--- a/data/outputs/v2/Physics/SS3.1_Radioactivity_and_Stability_of_Isotopes/Physics_Radioactivity_and_Stability_of_Isotopes_FinalExplanation_TeacherKey.docx
+++ b/data/outputs/v2/Physics/SS3.1_Radioactivity_and_Stability_of_Isotopes/Physics_Radioactivity_and_Stability_of_Isotopes_FinalExplanation_TeacherKey.docx
@@ -1826,7 +1826,7 @@
         </w:rPr>
         <w:t xml:space="preserve">© 2026 SeaVuria and ARES. This work is licensed under a </w:t>
       </w:r>
-      <w:hyperlink w:history="1" r:id="rIdkuhj-b4quhons0amfsvas">
+      <w:hyperlink w:history="1" r:id="rIdz-mce9ch7eeawjo9dbbqk">
         <w:r>
           <w:rPr>
             <w:rFonts w:ascii="Arial" w:cs="Arial" w:eastAsia="Arial" w:hAnsi="Arial"/>
@@ -1846,7 +1846,7 @@
         </w:rPr>
         <w:t xml:space="preserve"> (</w:t>
       </w:r>
-      <w:hyperlink w:history="1" r:id="rIds7j7ixbsso37-t-skk5br">
+      <w:hyperlink w:history="1" r:id="rIdvv5wagi0y1ountbkmdwrv">
         <w:r>
           <w:rPr>
             <w:rFonts w:ascii="Arial" w:cs="Arial" w:eastAsia="Arial" w:hAnsi="Arial"/>
@@ -1866,7 +1866,7 @@
         </w:rPr>
         <w:t xml:space="preserve">). To view a copy of this license, visit </w:t>
       </w:r>
-      <w:hyperlink w:history="1" r:id="rIdiuzgpcejjw3cujgk4ekrz">
+      <w:hyperlink w:history="1" r:id="rIdu1saqa5n1dvhzjcfzu8dk">
         <w:r>
           <w:rPr>
             <w:rFonts w:ascii="Arial" w:cs="Arial" w:eastAsia="Arial" w:hAnsi="Arial"/>

--- a/data/outputs/v2/Physics/SS3.1_Radioactivity_and_Stability_of_Isotopes/Physics_Radioactivity_and_Stability_of_Isotopes_FinalExplanation_TeacherKey.docx
+++ b/data/outputs/v2/Physics/SS3.1_Radioactivity_and_Stability_of_Isotopes/Physics_Radioactivity_and_Stability_of_Isotopes_FinalExplanation_TeacherKey.docx
@@ -605,7 +605,7 @@
                 <w:sz w:val="18"/>
                 <w:szCs w:val="18"/>
               </w:rPr>
-              <w:t xml:space="preserve">(a) ²³⁸₉₂U → ²³⁴₉₀Th + ⁴₂He. The top numbers add up (238 = 234 + 4) and the bottom numbers add up (92 = 90 + 2). (b) ²³⁴₉₀Th → ²³⁴₉₁Pa + ⁰₋₁e (a beta particle). A stays 234 and Z rises from 90 to 91; the charges balance (90 = 91 − 1). (c) Alpha decay: A decreases by 4 and Z decreases by 2. Beta-minus decay: A stays the same and Z increases by 1. Gamma emission: neither A nor Z changes, only energy is released. (d) On the N vs Z graph, uranium-238 lies outside the belt of stability. Alpha decay reduces both N and Z by 2, so the nucleus moves diagonally down and to the left on the plot. Beta-minus decay lowers N by 1 and raises Z by 1, so the nucleus moves one step diagonally up and to the left. Each decay gives a daughter nucleus plotted in a new position, so the nucleus changes its composition step by step along the chain. Checking the neutron-to-proton ratio shows that not every single step moves it in the same direction: for uranium-238, N/Z = 146/92 ≈ 1.59, and for thorium-234, N/Z = 144/90 = 1.60, so the first alpha step does not clearly move the nucleus toward the belt in ratio terms. The beta step to protactinium-234 gives N/Z = 143/91 ≈ 1.57, so the ratio falls. The daughters may still be unstable and decay again, and the chain as a whole continues until a stable nucleus is reached. Gamma emission does not move the nucleus on the plot; it carries away excess energy during these changes.</w:t>
+              <w:t xml:space="preserve">(a) ²³⁸₉₂U → ²³⁴₉₀Th + ⁴₂He. The top numbers add up (238 = 234 + 4) and the bottom numbers add up (92 = 90 + 2). (b) ²³⁴₉₀Th → ²³⁴₉₁Pa + ⁰₋₁e (a beta particle). A stays 234 and Z rises from 90 to 91; the charges balance (90 = 91 − 1). (c) Alpha decay: A decreases by 4 and Z decreases by 2. Beta-minus decay: A stays the same and Z increases by 1. Gamma emission: neither A nor Z changes, only energy is released. (d) On the N vs Z graph, uranium-238 lies outside the belt of stability. Alpha decay reduces both N and Z by 2, so the nucleus moves diagonally down and to the left on the plot. Beta-minus decay lowers N by 1 and raises Z by 1, so the nucleus moves one step diagonally down and to the right. Each decay gives a daughter nucleus plotted in a new position, so the nucleus changes its composition step by step along the chain. Checking the neutron-to-proton ratio shows that not every single step moves it in the same direction: for uranium-238, N/Z = 146/92 ≈ 1.59, and for thorium-234, N/Z = 144/90 = 1.60, so the first alpha step does not clearly move the nucleus toward the belt in ratio terms. The beta step to protactinium-234 gives N/Z = 143/91 ≈ 1.57, so the ratio falls. The daughters may still be unstable and decay again, and the chain as a whole continues until a stable nucleus is reached. Gamma emission does not move the nucleus on the plot; it carries away excess energy during these changes.</w:t>
             </w:r>
           </w:p>
         </w:tc>
@@ -1826,7 +1826,7 @@
         </w:rPr>
         <w:t xml:space="preserve">© 2026 SeaVuria and ARES. This work is licensed under a </w:t>
       </w:r>
-      <w:hyperlink w:history="1" r:id="rIdz-mce9ch7eeawjo9dbbqk">
+      <w:hyperlink w:history="1" r:id="rId8wqm8axwqkej_o8mgxv0y">
         <w:r>
           <w:rPr>
             <w:rFonts w:ascii="Arial" w:cs="Arial" w:eastAsia="Arial" w:hAnsi="Arial"/>
@@ -1846,7 +1846,7 @@
         </w:rPr>
         <w:t xml:space="preserve"> (</w:t>
       </w:r>
-      <w:hyperlink w:history="1" r:id="rIdvv5wagi0y1ountbkmdwrv">
+      <w:hyperlink w:history="1" r:id="rId6aubldlrbtfzmb-fbpyr1">
         <w:r>
           <w:rPr>
             <w:rFonts w:ascii="Arial" w:cs="Arial" w:eastAsia="Arial" w:hAnsi="Arial"/>
@@ -1866,7 +1866,7 @@
         </w:rPr>
         <w:t xml:space="preserve">). To view a copy of this license, visit </w:t>
       </w:r>
-      <w:hyperlink w:history="1" r:id="rIdu1saqa5n1dvhzjcfzu8dk">
+      <w:hyperlink w:history="1" r:id="rId5u_7ckxnffizjvqngzwhp">
         <w:r>
           <w:rPr>
             <w:rFonts w:ascii="Arial" w:cs="Arial" w:eastAsia="Arial" w:hAnsi="Arial"/>

--- a/data/outputs/v2/Physics/SS3.1_Radioactivity_and_Stability_of_Isotopes/Physics_Radioactivity_and_Stability_of_Isotopes_FinalExplanation_TeacherKey.docx
+++ b/data/outputs/v2/Physics/SS3.1_Radioactivity_and_Stability_of_Isotopes/Physics_Radioactivity_and_Stability_of_Isotopes_FinalExplanation_TeacherKey.docx
@@ -1826,7 +1826,7 @@
         </w:rPr>
         <w:t xml:space="preserve">© 2026 SeaVuria and ARES. This work is licensed under a </w:t>
       </w:r>
-      <w:hyperlink w:history="1" r:id="rId8wqm8axwqkej_o8mgxv0y">
+      <w:hyperlink w:history="1" r:id="rIdtbqem61d7c7jdup8yun7v">
         <w:r>
           <w:rPr>
             <w:rFonts w:ascii="Arial" w:cs="Arial" w:eastAsia="Arial" w:hAnsi="Arial"/>
@@ -1846,7 +1846,7 @@
         </w:rPr>
         <w:t xml:space="preserve"> (</w:t>
       </w:r>
-      <w:hyperlink w:history="1" r:id="rId6aubldlrbtfzmb-fbpyr1">
+      <w:hyperlink w:history="1" r:id="rIdk4vsszkwvaixwl1guipw8">
         <w:r>
           <w:rPr>
             <w:rFonts w:ascii="Arial" w:cs="Arial" w:eastAsia="Arial" w:hAnsi="Arial"/>
@@ -1866,7 +1866,7 @@
         </w:rPr>
         <w:t xml:space="preserve">). To view a copy of this license, visit </w:t>
       </w:r>
-      <w:hyperlink w:history="1" r:id="rId5u_7ckxnffizjvqngzwhp">
+      <w:hyperlink w:history="1" r:id="rIdui17u1-jdt-iyxdgfjfhj">
         <w:r>
           <w:rPr>
             <w:rFonts w:ascii="Arial" w:cs="Arial" w:eastAsia="Arial" w:hAnsi="Arial"/>

--- a/data/outputs/v2/Physics/SS3.1_Radioactivity_and_Stability_of_Isotopes/Physics_Radioactivity_and_Stability_of_Isotopes_FinalExplanation_TeacherKey.docx
+++ b/data/outputs/v2/Physics/SS3.1_Radioactivity_and_Stability_of_Isotopes/Physics_Radioactivity_and_Stability_of_Isotopes_FinalExplanation_TeacherKey.docx
@@ -4,6 +4,7 @@
   <w:body>
     <w:p>
       <w:pPr>
+        <w:keepNext w:val="false"/>
         <w:spacing w:after="30" w:before="0"/>
         <w:jc w:val="center"/>
       </w:pPr>
@@ -23,6 +24,7 @@
     </w:p>
     <w:p>
       <w:pPr>
+        <w:keepNext w:val="false"/>
         <w:spacing w:after="60" w:before="0"/>
         <w:jc w:val="center"/>
       </w:pPr>
@@ -81,6 +83,7 @@
           </w:tcPr>
           <w:p>
             <w:pPr>
+              <w:keepNext w:val="false"/>
               <w:spacing w:after="40" w:before="0"/>
               <w:jc w:val="center"/>
             </w:pPr>
@@ -116,6 +119,7 @@
           </w:tcPr>
           <w:p>
             <w:pPr>
+              <w:keepNext w:val="false"/>
               <w:spacing w:after="40" w:before="0"/>
               <w:jc w:val="center"/>
             </w:pPr>
@@ -176,6 +180,7 @@
           </w:tcPr>
           <w:p>
             <w:pPr>
+              <w:keepNext w:val="false"/>
               <w:spacing w:after="40" w:before="0"/>
               <w:jc w:val="center"/>
             </w:pPr>
@@ -210,6 +215,7 @@
           </w:tcPr>
           <w:p>
             <w:pPr>
+              <w:keepNext w:val="false"/>
               <w:spacing w:after="40" w:before="0"/>
               <w:jc w:val="left"/>
             </w:pPr>
@@ -271,6 +277,7 @@
           </w:tcPr>
           <w:p>
             <w:pPr>
+              <w:keepNext/>
               <w:spacing w:after="40" w:before="0"/>
               <w:jc w:val="center"/>
             </w:pPr>
@@ -305,6 +312,7 @@
           </w:tcPr>
           <w:p>
             <w:pPr>
+              <w:keepNext w:val="false"/>
               <w:spacing w:after="40" w:before="0"/>
               <w:jc w:val="left"/>
             </w:pPr>
@@ -337,6 +345,7 @@
           </w:tcPr>
           <w:p>
             <w:pPr>
+              <w:keepNext w:val="false"/>
               <w:spacing w:after="40" w:before="0"/>
               <w:jc w:val="left"/>
             </w:pPr>
@@ -398,6 +407,7 @@
           </w:tcPr>
           <w:p>
             <w:pPr>
+              <w:keepNext/>
               <w:spacing w:after="40" w:before="0"/>
               <w:jc w:val="center"/>
             </w:pPr>
@@ -432,6 +442,7 @@
           </w:tcPr>
           <w:p>
             <w:pPr>
+              <w:keepNext w:val="false"/>
               <w:spacing w:after="40" w:before="0"/>
               <w:jc w:val="left"/>
             </w:pPr>
@@ -464,6 +475,7 @@
           </w:tcPr>
           <w:p>
             <w:pPr>
+              <w:keepNext w:val="false"/>
               <w:spacing w:after="40" w:before="0"/>
               <w:jc w:val="left"/>
             </w:pPr>
@@ -525,6 +537,7 @@
           </w:tcPr>
           <w:p>
             <w:pPr>
+              <w:keepNext/>
               <w:spacing w:after="40" w:before="0"/>
               <w:jc w:val="center"/>
             </w:pPr>
@@ -559,6 +572,7 @@
           </w:tcPr>
           <w:p>
             <w:pPr>
+              <w:keepNext w:val="false"/>
               <w:spacing w:after="40" w:before="0"/>
               <w:jc w:val="left"/>
             </w:pPr>
@@ -591,6 +605,7 @@
           </w:tcPr>
           <w:p>
             <w:pPr>
+              <w:keepNext w:val="false"/>
               <w:spacing w:after="40" w:before="0"/>
               <w:jc w:val="left"/>
             </w:pPr>
@@ -652,6 +667,7 @@
           </w:tcPr>
           <w:p>
             <w:pPr>
+              <w:keepNext/>
               <w:spacing w:after="40" w:before="0"/>
               <w:jc w:val="center"/>
             </w:pPr>
@@ -686,6 +702,7 @@
           </w:tcPr>
           <w:p>
             <w:pPr>
+              <w:keepNext w:val="false"/>
               <w:spacing w:after="40" w:before="0"/>
               <w:jc w:val="left"/>
             </w:pPr>
@@ -718,6 +735,7 @@
           </w:tcPr>
           <w:p>
             <w:pPr>
+              <w:keepNext w:val="false"/>
               <w:spacing w:after="40" w:before="0"/>
               <w:jc w:val="left"/>
             </w:pPr>
@@ -779,6 +797,7 @@
           </w:tcPr>
           <w:p>
             <w:pPr>
+              <w:keepNext/>
               <w:spacing w:after="40" w:before="0"/>
               <w:jc w:val="center"/>
             </w:pPr>
@@ -813,6 +832,7 @@
           </w:tcPr>
           <w:p>
             <w:pPr>
+              <w:keepNext w:val="false"/>
               <w:spacing w:after="40" w:before="0"/>
               <w:jc w:val="left"/>
             </w:pPr>
@@ -845,6 +865,7 @@
           </w:tcPr>
           <w:p>
             <w:pPr>
+              <w:keepNext w:val="false"/>
               <w:spacing w:after="40" w:before="0"/>
               <w:jc w:val="left"/>
             </w:pPr>
@@ -908,6 +929,7 @@
           </w:tcPr>
           <w:p>
             <w:pPr>
+              <w:keepNext w:val="false"/>
               <w:spacing w:after="40" w:before="0"/>
               <w:jc w:val="center"/>
             </w:pPr>
@@ -942,6 +964,7 @@
           </w:tcPr>
           <w:p>
             <w:pPr>
+              <w:keepNext w:val="false"/>
               <w:spacing w:after="40" w:before="0"/>
               <w:jc w:val="left"/>
             </w:pPr>
@@ -974,6 +997,7 @@
           </w:tcPr>
           <w:p>
             <w:pPr>
+              <w:keepNext w:val="false"/>
               <w:spacing w:after="40" w:before="0"/>
               <w:jc w:val="left"/>
             </w:pPr>
@@ -1006,6 +1030,7 @@
           </w:tcPr>
           <w:p>
             <w:pPr>
+              <w:keepNext w:val="false"/>
               <w:spacing w:after="40" w:before="0"/>
               <w:jc w:val="left"/>
             </w:pPr>
@@ -1038,6 +1063,7 @@
           </w:tcPr>
           <w:p>
             <w:pPr>
+              <w:keepNext w:val="false"/>
               <w:spacing w:after="40" w:before="0"/>
               <w:jc w:val="left"/>
             </w:pPr>
@@ -1072,6 +1098,7 @@
           </w:tcPr>
           <w:p>
             <w:pPr>
+              <w:keepNext w:val="false"/>
               <w:spacing w:after="40" w:before="0"/>
               <w:jc w:val="left"/>
             </w:pPr>
@@ -1104,6 +1131,7 @@
           </w:tcPr>
           <w:p>
             <w:pPr>
+              <w:keepNext w:val="false"/>
               <w:spacing w:after="40" w:before="0"/>
               <w:jc w:val="left"/>
             </w:pPr>
@@ -1136,6 +1164,7 @@
           </w:tcPr>
           <w:p>
             <w:pPr>
+              <w:keepNext w:val="false"/>
               <w:spacing w:after="40" w:before="0"/>
               <w:jc w:val="left"/>
             </w:pPr>
@@ -1168,6 +1197,7 @@
           </w:tcPr>
           <w:p>
             <w:pPr>
+              <w:keepNext w:val="false"/>
               <w:spacing w:after="40" w:before="0"/>
               <w:jc w:val="left"/>
             </w:pPr>
@@ -1202,6 +1232,7 @@
           </w:tcPr>
           <w:p>
             <w:pPr>
+              <w:keepNext w:val="false"/>
               <w:spacing w:after="40" w:before="0"/>
               <w:jc w:val="left"/>
             </w:pPr>
@@ -1234,6 +1265,7 @@
           </w:tcPr>
           <w:p>
             <w:pPr>
+              <w:keepNext w:val="false"/>
               <w:spacing w:after="40" w:before="0"/>
               <w:jc w:val="left"/>
             </w:pPr>
@@ -1266,6 +1298,7 @@
           </w:tcPr>
           <w:p>
             <w:pPr>
+              <w:keepNext w:val="false"/>
               <w:spacing w:after="40" w:before="0"/>
               <w:jc w:val="left"/>
             </w:pPr>
@@ -1298,6 +1331,7 @@
           </w:tcPr>
           <w:p>
             <w:pPr>
+              <w:keepNext w:val="false"/>
               <w:spacing w:after="40" w:before="0"/>
               <w:jc w:val="left"/>
             </w:pPr>
@@ -1332,6 +1366,7 @@
           </w:tcPr>
           <w:p>
             <w:pPr>
+              <w:keepNext w:val="false"/>
               <w:spacing w:after="40" w:before="0"/>
               <w:jc w:val="left"/>
             </w:pPr>
@@ -1364,6 +1399,7 @@
           </w:tcPr>
           <w:p>
             <w:pPr>
+              <w:keepNext w:val="false"/>
               <w:spacing w:after="40" w:before="0"/>
               <w:jc w:val="left"/>
             </w:pPr>
@@ -1396,6 +1432,7 @@
           </w:tcPr>
           <w:p>
             <w:pPr>
+              <w:keepNext w:val="false"/>
               <w:spacing w:after="40" w:before="0"/>
               <w:jc w:val="left"/>
             </w:pPr>
@@ -1428,6 +1465,7 @@
           </w:tcPr>
           <w:p>
             <w:pPr>
+              <w:keepNext w:val="false"/>
               <w:spacing w:after="40" w:before="0"/>
               <w:jc w:val="left"/>
             </w:pPr>
@@ -1462,6 +1500,7 @@
           </w:tcPr>
           <w:p>
             <w:pPr>
+              <w:keepNext w:val="false"/>
               <w:spacing w:after="40" w:before="0"/>
               <w:jc w:val="left"/>
             </w:pPr>
@@ -1494,6 +1533,7 @@
           </w:tcPr>
           <w:p>
             <w:pPr>
+              <w:keepNext w:val="false"/>
               <w:spacing w:after="40" w:before="0"/>
               <w:jc w:val="left"/>
             </w:pPr>
@@ -1526,6 +1566,7 @@
           </w:tcPr>
           <w:p>
             <w:pPr>
+              <w:keepNext w:val="false"/>
               <w:spacing w:after="40" w:before="0"/>
               <w:jc w:val="left"/>
             </w:pPr>
@@ -1558,6 +1599,7 @@
           </w:tcPr>
           <w:p>
             <w:pPr>
+              <w:keepNext w:val="false"/>
               <w:spacing w:after="40" w:before="0"/>
               <w:jc w:val="left"/>
             </w:pPr>
@@ -1592,6 +1634,7 @@
           </w:tcPr>
           <w:p>
             <w:pPr>
+              <w:keepNext w:val="false"/>
               <w:spacing w:after="40" w:before="0"/>
               <w:jc w:val="left"/>
             </w:pPr>
@@ -1624,6 +1667,7 @@
           </w:tcPr>
           <w:p>
             <w:pPr>
+              <w:keepNext w:val="false"/>
               <w:spacing w:after="40" w:before="0"/>
               <w:jc w:val="left"/>
             </w:pPr>
@@ -1656,6 +1700,7 @@
           </w:tcPr>
           <w:p>
             <w:pPr>
+              <w:keepNext w:val="false"/>
               <w:spacing w:after="40" w:before="0"/>
               <w:jc w:val="left"/>
             </w:pPr>
@@ -1688,6 +1733,7 @@
           </w:tcPr>
           <w:p>
             <w:pPr>
+              <w:keepNext w:val="false"/>
               <w:spacing w:after="40" w:before="0"/>
               <w:jc w:val="left"/>
             </w:pPr>
@@ -1826,7 +1872,7 @@
         </w:rPr>
         <w:t xml:space="preserve">© 2026 SeaVuria and ARES. This work is licensed under a </w:t>
       </w:r>
-      <w:hyperlink w:history="1" r:id="rIdtbqem61d7c7jdup8yun7v">
+      <w:hyperlink w:history="1" r:id="rIdcocci_kajlowui9hpjuvb">
         <w:r>
           <w:rPr>
             <w:rFonts w:ascii="Arial" w:cs="Arial" w:eastAsia="Arial" w:hAnsi="Arial"/>
@@ -1846,7 +1892,7 @@
         </w:rPr>
         <w:t xml:space="preserve"> (</w:t>
       </w:r>
-      <w:hyperlink w:history="1" r:id="rIdk4vsszkwvaixwl1guipw8">
+      <w:hyperlink w:history="1" r:id="rIdeyqq8swounivp4yo5vunt">
         <w:r>
           <w:rPr>
             <w:rFonts w:ascii="Arial" w:cs="Arial" w:eastAsia="Arial" w:hAnsi="Arial"/>
@@ -1866,7 +1912,7 @@
         </w:rPr>
         <w:t xml:space="preserve">). To view a copy of this license, visit </w:t>
       </w:r>
-      <w:hyperlink w:history="1" r:id="rIdui17u1-jdt-iyxdgfjfhj">
+      <w:hyperlink w:history="1" r:id="rIdcuivh4bfbgyi8zww3fong">
         <w:r>
           <w:rPr>
             <w:rFonts w:ascii="Arial" w:cs="Arial" w:eastAsia="Arial" w:hAnsi="Arial"/>

--- a/data/outputs/v2/Physics/SS3.1_Radioactivity_and_Stability_of_Isotopes/Physics_Radioactivity_and_Stability_of_Isotopes_FinalExplanation_TeacherKey.docx
+++ b/data/outputs/v2/Physics/SS3.1_Radioactivity_and_Stability_of_Isotopes/Physics_Radioactivity_and_Stability_of_Isotopes_FinalExplanation_TeacherKey.docx
@@ -1872,7 +1872,7 @@
         </w:rPr>
         <w:t xml:space="preserve">© 2026 SeaVuria and ARES. This work is licensed under a </w:t>
       </w:r>
-      <w:hyperlink w:history="1" r:id="rIdcocci_kajlowui9hpjuvb">
+      <w:hyperlink w:history="1" r:id="rId7lecoshet6jb1ghpd4dqy">
         <w:r>
           <w:rPr>
             <w:rFonts w:ascii="Arial" w:cs="Arial" w:eastAsia="Arial" w:hAnsi="Arial"/>
@@ -1892,7 +1892,7 @@
         </w:rPr>
         <w:t xml:space="preserve"> (</w:t>
       </w:r>
-      <w:hyperlink w:history="1" r:id="rIdeyqq8swounivp4yo5vunt">
+      <w:hyperlink w:history="1" r:id="rId3g8fvnrt--qaxzhmxeyp-">
         <w:r>
           <w:rPr>
             <w:rFonts w:ascii="Arial" w:cs="Arial" w:eastAsia="Arial" w:hAnsi="Arial"/>
@@ -1912,7 +1912,7 @@
         </w:rPr>
         <w:t xml:space="preserve">). To view a copy of this license, visit </w:t>
       </w:r>
-      <w:hyperlink w:history="1" r:id="rIdcuivh4bfbgyi8zww3fong">
+      <w:hyperlink w:history="1" r:id="rIdxpvoinpwwjzsgdvpvh4we">
         <w:r>
           <w:rPr>
             <w:rFonts w:ascii="Arial" w:cs="Arial" w:eastAsia="Arial" w:hAnsi="Arial"/>
